--- a/git/3_keo từ git repo AAADongA_skill.docx
+++ b/git/3_keo từ git repo AAADongA_skill.docx
@@ -73,6 +73,149 @@
           <w:color w:val="4472C4" w:themeColor="accent1"/>
         </w:rPr>
         <w:t xml:space="preserve">git branch – M main </w:t>
+      </w:r>
+    </w:p>
+    <w:p>
+      <w:pPr>
+        <w:rPr>
+          <w:color w:val="4472C4" w:themeColor="accent1"/>
+        </w:rPr>
+      </w:pPr>
+    </w:p>
+    <w:p>
+      <w:r>
+        <w:t xml:space="preserve">Muốn push lên được </w:t>
+      </w:r>
+      <w:r>
+        <w:t xml:space="preserve"> phải vào  nguồn: </w:t>
+      </w:r>
+    </w:p>
+    <w:p>
+      <w:r>
+        <w:drawing>
+          <wp:inline distT="0" distB="0" distL="0" distR="0" wp14:anchorId="273A2CA3" wp14:editId="02AF4DDE">
+            <wp:extent cx="5943600" cy="2647315"/>
+            <wp:effectExtent l="0" t="0" r="0" b="635"/>
+            <wp:docPr id="97325295" name="Picture 1"/>
+            <wp:cNvGraphicFramePr>
+              <a:graphicFrameLocks xmlns:a="http://schemas.openxmlformats.org/drawingml/2006/main" noChangeAspect="1"/>
+            </wp:cNvGraphicFramePr>
+            <a:graphic xmlns:a="http://schemas.openxmlformats.org/drawingml/2006/main">
+              <a:graphicData uri="http://schemas.openxmlformats.org/drawingml/2006/picture">
+                <pic:pic xmlns:pic="http://schemas.openxmlformats.org/drawingml/2006/picture">
+                  <pic:nvPicPr>
+                    <pic:cNvPr id="97325295" name=""/>
+                    <pic:cNvPicPr/>
+                  </pic:nvPicPr>
+                  <pic:blipFill>
+                    <a:blip r:embed="rId5"/>
+                    <a:stretch>
+                      <a:fillRect/>
+                    </a:stretch>
+                  </pic:blipFill>
+                  <pic:spPr>
+                    <a:xfrm>
+                      <a:off x="0" y="0"/>
+                      <a:ext cx="5943600" cy="2647315"/>
+                    </a:xfrm>
+                    <a:prstGeom prst="rect">
+                      <a:avLst/>
+                    </a:prstGeom>
+                  </pic:spPr>
+                </pic:pic>
+              </a:graphicData>
+            </a:graphic>
+          </wp:inline>
+        </w:drawing>
+      </w:r>
+    </w:p>
+    <w:p/>
+    <w:p/>
+    <w:p>
+      <w:r>
+        <w:lastRenderedPageBreak/>
+        <w:drawing>
+          <wp:inline distT="0" distB="0" distL="0" distR="0" wp14:anchorId="7B2EC7A0" wp14:editId="7723861A">
+            <wp:extent cx="5943600" cy="4926965"/>
+            <wp:effectExtent l="0" t="0" r="0" b="6985"/>
+            <wp:docPr id="716600992" name="Picture 1"/>
+            <wp:cNvGraphicFramePr>
+              <a:graphicFrameLocks xmlns:a="http://schemas.openxmlformats.org/drawingml/2006/main" noChangeAspect="1"/>
+            </wp:cNvGraphicFramePr>
+            <a:graphic xmlns:a="http://schemas.openxmlformats.org/drawingml/2006/main">
+              <a:graphicData uri="http://schemas.openxmlformats.org/drawingml/2006/picture">
+                <pic:pic xmlns:pic="http://schemas.openxmlformats.org/drawingml/2006/picture">
+                  <pic:nvPicPr>
+                    <pic:cNvPr id="716600992" name=""/>
+                    <pic:cNvPicPr/>
+                  </pic:nvPicPr>
+                  <pic:blipFill>
+                    <a:blip r:embed="rId6"/>
+                    <a:stretch>
+                      <a:fillRect/>
+                    </a:stretch>
+                  </pic:blipFill>
+                  <pic:spPr>
+                    <a:xfrm>
+                      <a:off x="0" y="0"/>
+                      <a:ext cx="5943600" cy="4926965"/>
+                    </a:xfrm>
+                    <a:prstGeom prst="rect">
+                      <a:avLst/>
+                    </a:prstGeom>
+                  </pic:spPr>
+                </pic:pic>
+              </a:graphicData>
+            </a:graphic>
+          </wp:inline>
+        </w:drawing>
+      </w:r>
+    </w:p>
+    <w:p/>
+    <w:p>
+      <w:r>
+        <w:lastRenderedPageBreak/>
+        <w:drawing>
+          <wp:inline distT="0" distB="0" distL="0" distR="0" wp14:anchorId="7390066D" wp14:editId="7387ACCD">
+            <wp:extent cx="5943600" cy="3906520"/>
+            <wp:effectExtent l="0" t="0" r="0" b="0"/>
+            <wp:docPr id="1945766880" name="Picture 1"/>
+            <wp:cNvGraphicFramePr>
+              <a:graphicFrameLocks xmlns:a="http://schemas.openxmlformats.org/drawingml/2006/main" noChangeAspect="1"/>
+            </wp:cNvGraphicFramePr>
+            <a:graphic xmlns:a="http://schemas.openxmlformats.org/drawingml/2006/main">
+              <a:graphicData uri="http://schemas.openxmlformats.org/drawingml/2006/picture">
+                <pic:pic xmlns:pic="http://schemas.openxmlformats.org/drawingml/2006/picture">
+                  <pic:nvPicPr>
+                    <pic:cNvPr id="1945766880" name=""/>
+                    <pic:cNvPicPr/>
+                  </pic:nvPicPr>
+                  <pic:blipFill>
+                    <a:blip r:embed="rId7"/>
+                    <a:stretch>
+                      <a:fillRect/>
+                    </a:stretch>
+                  </pic:blipFill>
+                  <pic:spPr>
+                    <a:xfrm>
+                      <a:off x="0" y="0"/>
+                      <a:ext cx="5943600" cy="3906520"/>
+                    </a:xfrm>
+                    <a:prstGeom prst="rect">
+                      <a:avLst/>
+                    </a:prstGeom>
+                  </pic:spPr>
+                </pic:pic>
+              </a:graphicData>
+            </a:graphic>
+          </wp:inline>
+        </w:drawing>
+      </w:r>
+    </w:p>
+    <w:p/>
+    <w:p>
+      <w:r>
+        <w:t xml:space="preserve">vào collaborator add email cho phép push lên, sau đó vào email  đích chấp nhận lời mời là ok </w:t>
       </w:r>
     </w:p>
     <w:sectPr>
